--- a/lessions/0003.docx
+++ b/lessions/0003.docx
@@ -194,7 +194,13 @@
     <w:p>
       <w:r>
         <w:tab/>
-        <w:t>Is he your brother?(Anh ấy có phải la anh của bạn không?)</w:t>
+        <w:t xml:space="preserve">Is he your brother?(Anh ấy có phải </w:t>
+      </w:r>
+      <w:r>
+        <w:t xml:space="preserve">là </w:t>
+      </w:r>
+      <w:r>
+        <w:t>anh của bạn không?)</w:t>
       </w:r>
     </w:p>
     <w:p>

--- a/lessions/0003.docx
+++ b/lessions/0003.docx
@@ -178,57 +178,57 @@
     <w:p/>
     <w:p>
       <w:r>
+        <w:tab/>
+        <w:t>`Are you a teacher?(Bạn có phải la giáo viên không?)</w:t>
+      </w:r>
+    </w:p>
+    <w:p>
+      <w:pPr>
+        <w:ind w:left="720" w:firstLine="720"/>
+      </w:pPr>
+      <w:r>
+        <w:t>Yes, I am. /No, I’m not.</w:t>
+      </w:r>
+    </w:p>
+    <w:p>
+      <w:r>
+        <w:tab/>
+        <w:t xml:space="preserve">Is he your brother?(Anh ấy có phải </w:t>
+      </w:r>
+      <w:r>
+        <w:t xml:space="preserve">là </w:t>
+      </w:r>
+      <w:r>
+        <w:t>anh của bạn không?)</w:t>
+      </w:r>
+    </w:p>
+    <w:p>
+      <w:pPr>
+        <w:ind w:left="720" w:firstLine="720"/>
+      </w:pPr>
+      <w:r>
+        <w:t>Yes, he is. /No, he isn’t.</w:t>
+      </w:r>
+    </w:p>
+    <w:p>
+      <w:r>
+        <w:tab/>
+        <w:t>Am I late? (Tôi có trễ không?)</w:t>
+      </w:r>
+    </w:p>
+    <w:p>
+      <w:r>
+        <w:tab/>
+      </w:r>
+      <w:r>
+        <w:tab/>
+        <w:t>Yes, you are. /No, you are not</w:t>
+      </w:r>
+    </w:p>
+    <w:p>
+      <w:r>
         <w:lastRenderedPageBreak/>
         <w:tab/>
-        <w:t>`Are you a teacher?(Bạn có phải la giáo viên không?)</w:t>
-      </w:r>
-    </w:p>
-    <w:p>
-      <w:pPr>
-        <w:ind w:left="720" w:firstLine="720"/>
-      </w:pPr>
-      <w:r>
-        <w:t>Yes, I am. /No, I’m not.</w:t>
-      </w:r>
-    </w:p>
-    <w:p>
-      <w:r>
-        <w:tab/>
-        <w:t xml:space="preserve">Is he your brother?(Anh ấy có phải </w:t>
-      </w:r>
-      <w:r>
-        <w:t xml:space="preserve">là </w:t>
-      </w:r>
-      <w:r>
-        <w:t>anh của bạn không?)</w:t>
-      </w:r>
-    </w:p>
-    <w:p>
-      <w:pPr>
-        <w:ind w:left="720" w:firstLine="720"/>
-      </w:pPr>
-      <w:r>
-        <w:t>Yes, he is. /No, he isn’t.</w:t>
-      </w:r>
-    </w:p>
-    <w:p>
-      <w:r>
-        <w:tab/>
-        <w:t>Am I late? (Tôi có trễ không?)</w:t>
-      </w:r>
-    </w:p>
-    <w:p>
-      <w:r>
-        <w:tab/>
-      </w:r>
-      <w:r>
-        <w:tab/>
-        <w:t>Yes, you are. /No, you are not</w:t>
-      </w:r>
-    </w:p>
-    <w:p>
-      <w:r>
-        <w:tab/>
         <w:t>Are they at home? (Họ có ở nhà không?)</w:t>
       </w:r>
     </w:p>
@@ -250,7 +250,7 @@
     </w:p>
     <w:sectPr>
       <w:pgSz w:w="12240" w:h="15840"/>
-      <w:pgMar w:top="1440" w:right="1440" w:bottom="1440" w:left="1440" w:header="720" w:footer="720" w:gutter="0"/>
+      <w:pgMar w:top="0" w:right="1440" w:bottom="0" w:left="1440" w:header="720" w:footer="720" w:gutter="0"/>
       <w:cols w:space="720"/>
       <w:docGrid w:linePitch="360"/>
     </w:sectPr>
